--- a/Modelos/definitivos/Comercial/Proposta técnica - Preenchida.docx
+++ b/Modelos/definitivos/Comercial/Proposta técnica - Preenchida.docx
@@ -16655,7 +16655,7 @@
           <w:sz w:val="20"/>
           <w:szCs w:val="20"/>
         </w:rPr>
-        <w:t>hidrojatemento</w:t>
+        <w:t>hidrojateamento</w:t>
       </w:r>
       <w:r>
         <w:rPr>
@@ -16735,153 +16735,6 @@
     <w:p>
       <w:pPr>
         <w:pStyle w:val="PargrafodaLista"/>
-        <w:rPr>
-          <w:rFonts w:ascii="Arial" w:hAnsi="Arial" w:cs="Arial"/>
-          <w:sz w:val="20"/>
-          <w:szCs w:val="20"/>
-        </w:rPr>
-      </w:pPr>
-    </w:p>
-    <w:p>
-      <w:pPr>
-        <w:pStyle w:val="PargrafodaLista"/>
-        <w:numPr>
-          <w:ilvl w:val="1"/>
-          <w:numId w:val="2"/>
-        </w:numPr>
-        <w:autoSpaceDE w:val="0"/>
-        <w:autoSpaceDN w:val="0"/>
-        <w:adjustRightInd w:val="0"/>
-        <w:spacing w:after="0" w:line="240" w:lineRule="auto"/>
-        <w:jc w:val="both"/>
-        <w:rPr>
-          <w:rFonts w:ascii="Arial" w:hAnsi="Arial" w:cs="Arial"/>
-          <w:sz w:val="20"/>
-          <w:szCs w:val="20"/>
-        </w:rPr>
-      </w:pPr>
-      <w:r>
-        <w:rPr>
-          <w:rFonts w:ascii="Arial" w:hAnsi="Arial" w:cs="Arial"/>
-          <w:sz w:val="20"/>
-          <w:szCs w:val="20"/>
-        </w:rPr>
-        <w:t>Após a conclusão do</w:t>
-      </w:r>
-      <w:r>
-        <w:rPr>
-          <w:rFonts w:ascii="Arial" w:hAnsi="Arial" w:cs="Arial"/>
-          <w:sz w:val="20"/>
-          <w:szCs w:val="20"/>
-        </w:rPr>
-        <w:t>s</w:t>
-      </w:r>
-      <w:r>
-        <w:rPr>
-          <w:rFonts w:ascii="Arial" w:hAnsi="Arial" w:cs="Arial"/>
-          <w:sz w:val="20"/>
-          <w:szCs w:val="20"/>
-        </w:rPr>
-        <w:t xml:space="preserve"> </w:t>
-      </w:r>
-      <w:r>
-        <w:rPr>
-          <w:rFonts w:ascii="Arial" w:hAnsi="Arial" w:cs="Arial"/>
-          <w:sz w:val="20"/>
-          <w:szCs w:val="20"/>
-        </w:rPr>
-        <w:t>serviços de flushing</w:t>
-      </w:r>
-      <w:r>
-        <w:rPr>
-          <w:rFonts w:ascii="Arial" w:hAnsi="Arial" w:cs="Arial"/>
-          <w:sz w:val="20"/>
-          <w:szCs w:val="20"/>
-        </w:rPr>
-        <w:t xml:space="preserve"> será emitido um </w:t>
-      </w:r>
-      <w:r>
-        <w:rPr>
-          <w:rFonts w:ascii="Arial" w:hAnsi="Arial" w:cs="Arial"/>
-          <w:b/>
-          <w:bCs/>
-          <w:sz w:val="20"/>
-          <w:szCs w:val="20"/>
-        </w:rPr>
-        <w:t>RFA</w:t>
-      </w:r>
-      <w:r>
-        <w:rPr>
-          <w:rFonts w:ascii="Arial" w:hAnsi="Arial" w:cs="Arial"/>
-          <w:sz w:val="20"/>
-          <w:szCs w:val="20"/>
-        </w:rPr>
-        <w:t xml:space="preserve"> (relatório </w:t>
-      </w:r>
-      <w:r>
-        <w:rPr>
-          <w:rFonts w:ascii="Arial" w:hAnsi="Arial" w:cs="Arial"/>
-          <w:sz w:val="20"/>
-          <w:szCs w:val="20"/>
-        </w:rPr>
-        <w:t xml:space="preserve">de </w:t>
-      </w:r>
-      <w:r>
-        <w:rPr>
-          <w:rFonts w:ascii="Arial" w:hAnsi="Arial" w:cs="Arial"/>
-          <w:sz w:val="20"/>
-          <w:szCs w:val="20"/>
-        </w:rPr>
-        <w:t>flushing com água</w:t>
-      </w:r>
-      <w:r>
-        <w:rPr>
-          <w:rFonts w:ascii="Arial" w:hAnsi="Arial" w:cs="Arial"/>
-          <w:sz w:val="20"/>
-          <w:szCs w:val="20"/>
-        </w:rPr>
-        <w:t>)</w:t>
-      </w:r>
-      <w:r>
-        <w:rPr>
-          <w:rFonts w:ascii="Arial" w:hAnsi="Arial" w:cs="Arial"/>
-          <w:sz w:val="20"/>
-          <w:szCs w:val="20"/>
-        </w:rPr>
-        <w:t xml:space="preserve"> </w:t>
-      </w:r>
-      <w:r>
-        <w:rPr>
-          <w:rFonts w:ascii="Arial" w:hAnsi="Arial" w:cs="Arial"/>
-          <w:sz w:val="20"/>
-          <w:szCs w:val="20"/>
-        </w:rPr>
-        <w:t xml:space="preserve">descrevendo as informações </w:t>
-      </w:r>
-      <w:r>
-        <w:rPr>
-          <w:rFonts w:ascii="Arial" w:hAnsi="Arial" w:cs="Arial"/>
-          <w:sz w:val="20"/>
-          <w:szCs w:val="20"/>
-        </w:rPr>
-        <w:t>específicas das atividades, bem como, as imagens do antes e depois de alguns pontos da estrutura</w:t>
-      </w:r>
-      <w:r>
-        <w:rPr>
-          <w:rFonts w:ascii="Arial" w:hAnsi="Arial" w:cs="Arial"/>
-          <w:sz w:val="20"/>
-          <w:szCs w:val="20"/>
-        </w:rPr>
-        <w:t>;</w:t>
-      </w:r>
-    </w:p>
-    <w:p>
-      <w:pPr>
-        <w:autoSpaceDE w:val="0"/>
-        <w:autoSpaceDN w:val="0"/>
-        <w:adjustRightInd w:val="0"/>
-        <w:spacing w:after="0" w:line="240" w:lineRule="auto"/>
-        <w:jc w:val="both"/>
         <w:rPr>
           <w:rFonts w:ascii="Arial" w:hAnsi="Arial" w:cs="Arial"/>
           <w:sz w:val="20"/>

--- a/Modelos/definitivos/Comercial/Proposta técnica - Preenchida.docx
+++ b/Modelos/definitivos/Comercial/Proposta técnica - Preenchida.docx
@@ -16497,89 +16497,12 @@
     <w:p>
       <w:pPr>
         <w:pStyle w:val="PargrafodaLista"/>
-        <w:numPr>
-          <w:ilvl w:val="1"/>
-          <w:numId w:val="2"/>
-        </w:numPr>
-        <w:autoSpaceDE w:val="0"/>
-        <w:autoSpaceDN w:val="0"/>
-        <w:adjustRightInd w:val="0"/>
-        <w:spacing w:after="0" w:line="240" w:lineRule="auto"/>
-        <w:jc w:val="both"/>
-        <w:rPr>
-          <w:rFonts w:ascii="Arial" w:hAnsi="Arial" w:cs="Arial"/>
-          <w:sz w:val="20"/>
-          <w:szCs w:val="20"/>
-        </w:rPr>
-      </w:pPr>
-      <w:r>
-        <w:rPr>
-          <w:rFonts w:ascii="Arial" w:hAnsi="Arial" w:cs="Arial"/>
-          <w:sz w:val="20"/>
-          <w:szCs w:val="20"/>
-        </w:rPr>
-        <w:t xml:space="preserve">Após a conclusão dos serviços de passagem de PIG será emitido um </w:t>
-      </w:r>
-      <w:r>
-        <w:rPr>
-          <w:rFonts w:ascii="Arial" w:hAnsi="Arial" w:cs="Arial"/>
-          <w:b/>
-          <w:bCs/>
-          <w:sz w:val="20"/>
-          <w:szCs w:val="20"/>
-        </w:rPr>
-        <w:t>RT</w:t>
-      </w:r>
-      <w:r>
-        <w:rPr>
-          <w:rFonts w:ascii="Arial" w:hAnsi="Arial" w:cs="Arial"/>
-          <w:b/>
-          <w:bCs/>
-          <w:sz w:val="20"/>
-          <w:szCs w:val="20"/>
-        </w:rPr>
-        <w:t>PP</w:t>
-      </w:r>
-      <w:r>
-        <w:rPr>
-          <w:rFonts w:ascii="Arial" w:hAnsi="Arial" w:cs="Arial"/>
-          <w:sz w:val="20"/>
-          <w:szCs w:val="20"/>
-        </w:rPr>
-        <w:t xml:space="preserve"> (relatório </w:t>
-      </w:r>
-      <w:r>
-        <w:rPr>
-          <w:rFonts w:ascii="Arial" w:hAnsi="Arial" w:cs="Arial"/>
-          <w:sz w:val="20"/>
-          <w:szCs w:val="20"/>
-        </w:rPr>
-        <w:t>de passagem de PIG</w:t>
-      </w:r>
-      <w:r>
-        <w:rPr>
-          <w:rFonts w:ascii="Arial" w:hAnsi="Arial" w:cs="Arial"/>
-          <w:sz w:val="20"/>
-          <w:szCs w:val="20"/>
-        </w:rPr>
-        <w:t xml:space="preserve">) </w:t>
-      </w:r>
-      <w:r>
-        <w:rPr>
-          <w:rFonts w:ascii="Arial" w:hAnsi="Arial" w:cs="Arial"/>
-          <w:sz w:val="20"/>
-          <w:szCs w:val="20"/>
-        </w:rPr>
-        <w:t>este relatório será encaminhado ao responsável pela fiscalização para aceitação dos serviços</w:t>
-      </w:r>
-      <w:r>
-        <w:rPr>
-          <w:rFonts w:ascii="Arial" w:hAnsi="Arial" w:cs="Arial"/>
-          <w:sz w:val="20"/>
-          <w:szCs w:val="20"/>
-        </w:rPr>
-        <w:t>;</w:t>
-      </w:r>
+        <w:rPr>
+          <w:rFonts w:ascii="Arial" w:hAnsi="Arial" w:cs="Arial"/>
+          <w:sz w:val="20"/>
+          <w:szCs w:val="20"/>
+        </w:rPr>
+      </w:pPr>
     </w:p>
     <w:p>
       <w:pPr>
@@ -16615,31 +16538,15 @@
           <w:sz w:val="20"/>
           <w:szCs w:val="20"/>
         </w:rPr>
-        <w:t xml:space="preserve">Após a conclusão </w:t>
-      </w:r>
-      <w:r>
-        <w:rPr>
-          <w:rFonts w:ascii="Arial" w:hAnsi="Arial" w:cs="Arial"/>
-          <w:sz w:val="20"/>
-          <w:szCs w:val="20"/>
-        </w:rPr>
-        <w:t xml:space="preserve">dos serviços </w:t>
-      </w:r>
-      <w:r>
-        <w:rPr>
-          <w:rFonts w:ascii="Arial" w:hAnsi="Arial" w:cs="Arial"/>
-          <w:sz w:val="20"/>
-          <w:szCs w:val="20"/>
-        </w:rPr>
-        <w:t>d</w:t>
-      </w:r>
-      <w:r>
-        <w:rPr>
-          <w:rFonts w:ascii="Arial" w:hAnsi="Arial" w:cs="Arial"/>
-          <w:sz w:val="20"/>
-          <w:szCs w:val="20"/>
-        </w:rPr>
-        <w:t>e</w:t>
+        <w:t>Após a conclusão do</w:t>
+      </w:r>
+      <w:r>
+        <w:rPr>
+          <w:rFonts w:ascii="Arial" w:hAnsi="Arial" w:cs="Arial"/>
+          <w:sz w:val="20"/>
+          <w:szCs w:val="20"/>
+        </w:rPr>
+        <w:t>s</w:t>
       </w:r>
       <w:r>
         <w:rPr>
@@ -16655,7 +16562,7 @@
           <w:sz w:val="20"/>
           <w:szCs w:val="20"/>
         </w:rPr>
-        <w:t>hidrojateamento</w:t>
+        <w:t>serviços de flushing</w:t>
       </w:r>
       <w:r>
         <w:rPr>
@@ -16673,7 +16580,7 @@
           <w:sz w:val="20"/>
           <w:szCs w:val="20"/>
         </w:rPr>
-        <w:t>RH</w:t>
+        <w:t>RLF</w:t>
       </w:r>
       <w:r>
         <w:rPr>
@@ -16689,142 +16596,7 @@
           <w:sz w:val="20"/>
           <w:szCs w:val="20"/>
         </w:rPr>
-        <w:t>de hidrojateamento</w:t>
-      </w:r>
-      <w:r>
-        <w:rPr>
-          <w:rFonts w:ascii="Arial" w:hAnsi="Arial" w:cs="Arial"/>
-          <w:sz w:val="20"/>
-          <w:szCs w:val="20"/>
-        </w:rPr>
-        <w:t>)</w:t>
-      </w:r>
-      <w:r>
-        <w:rPr>
-          <w:rFonts w:ascii="Arial" w:hAnsi="Arial" w:cs="Arial"/>
-          <w:sz w:val="20"/>
-          <w:szCs w:val="20"/>
-        </w:rPr>
-        <w:t xml:space="preserve"> </w:t>
-      </w:r>
-      <w:r>
-        <w:rPr>
-          <w:rFonts w:ascii="Arial" w:hAnsi="Arial" w:cs="Arial"/>
-          <w:sz w:val="20"/>
-          <w:szCs w:val="20"/>
-        </w:rPr>
-        <w:t xml:space="preserve">descrevendo as informações </w:t>
-      </w:r>
-      <w:r>
-        <w:rPr>
-          <w:rFonts w:ascii="Arial" w:hAnsi="Arial" w:cs="Arial"/>
-          <w:sz w:val="20"/>
-          <w:szCs w:val="20"/>
-        </w:rPr>
-        <w:t>específicas das atividades, bem como, as imagens do antes e depois de alguns pontos da estrutura</w:t>
-      </w:r>
-      <w:r>
-        <w:rPr>
-          <w:rFonts w:ascii="Arial" w:hAnsi="Arial" w:cs="Arial"/>
-          <w:sz w:val="20"/>
-          <w:szCs w:val="20"/>
-        </w:rPr>
-        <w:t>;</w:t>
-      </w:r>
-    </w:p>
-    <w:p>
-      <w:pPr>
-        <w:pStyle w:val="PargrafodaLista"/>
-        <w:rPr>
-          <w:rFonts w:ascii="Arial" w:hAnsi="Arial" w:cs="Arial"/>
-          <w:sz w:val="20"/>
-          <w:szCs w:val="20"/>
-        </w:rPr>
-      </w:pPr>
-    </w:p>
-    <w:p>
-      <w:pPr>
-        <w:pStyle w:val="PargrafodaLista"/>
-        <w:numPr>
-          <w:ilvl w:val="1"/>
-          <w:numId w:val="2"/>
-        </w:numPr>
-        <w:autoSpaceDE w:val="0"/>
-        <w:autoSpaceDN w:val="0"/>
-        <w:adjustRightInd w:val="0"/>
-        <w:spacing w:after="0" w:line="240" w:lineRule="auto"/>
-        <w:jc w:val="both"/>
-        <w:rPr>
-          <w:rFonts w:ascii="Arial" w:hAnsi="Arial" w:cs="Arial"/>
-          <w:sz w:val="20"/>
-          <w:szCs w:val="20"/>
-        </w:rPr>
-      </w:pPr>
-      <w:r>
-        <w:rPr>
-          <w:rFonts w:ascii="Arial" w:hAnsi="Arial" w:cs="Arial"/>
-          <w:sz w:val="20"/>
-          <w:szCs w:val="20"/>
-        </w:rPr>
-        <w:t>Após a conclusão do</w:t>
-      </w:r>
-      <w:r>
-        <w:rPr>
-          <w:rFonts w:ascii="Arial" w:hAnsi="Arial" w:cs="Arial"/>
-          <w:sz w:val="20"/>
-          <w:szCs w:val="20"/>
-        </w:rPr>
-        <w:t>s</w:t>
-      </w:r>
-      <w:r>
-        <w:rPr>
-          <w:rFonts w:ascii="Arial" w:hAnsi="Arial" w:cs="Arial"/>
-          <w:sz w:val="20"/>
-          <w:szCs w:val="20"/>
-        </w:rPr>
-        <w:t xml:space="preserve"> </w:t>
-      </w:r>
-      <w:r>
-        <w:rPr>
-          <w:rFonts w:ascii="Arial" w:hAnsi="Arial" w:cs="Arial"/>
-          <w:sz w:val="20"/>
-          <w:szCs w:val="20"/>
-        </w:rPr>
-        <w:t>serviços de flushing</w:t>
-      </w:r>
-      <w:r>
-        <w:rPr>
-          <w:rFonts w:ascii="Arial" w:hAnsi="Arial" w:cs="Arial"/>
-          <w:sz w:val="20"/>
-          <w:szCs w:val="20"/>
-        </w:rPr>
-        <w:t xml:space="preserve"> será emitido um </w:t>
-      </w:r>
-      <w:r>
-        <w:rPr>
-          <w:rFonts w:ascii="Arial" w:hAnsi="Arial" w:cs="Arial"/>
-          <w:b/>
-          <w:bCs/>
-          <w:sz w:val="20"/>
-          <w:szCs w:val="20"/>
-        </w:rPr>
-        <w:t>RFA</w:t>
-      </w:r>
-      <w:r>
-        <w:rPr>
-          <w:rFonts w:ascii="Arial" w:hAnsi="Arial" w:cs="Arial"/>
-          <w:sz w:val="20"/>
-          <w:szCs w:val="20"/>
-        </w:rPr>
-        <w:t xml:space="preserve"> (relatório </w:t>
-      </w:r>
-      <w:r>
-        <w:rPr>
-          <w:rFonts w:ascii="Arial" w:hAnsi="Arial" w:cs="Arial"/>
-          <w:sz w:val="20"/>
-          <w:szCs w:val="20"/>
-        </w:rPr>
-        <w:t>de flushing com água</w:t>
+        <w:t>de flushing</w:t>
       </w:r>
       <w:r>
         <w:rPr>

--- a/Modelos/definitivos/Comercial/Proposta técnica - Preenchida.docx
+++ b/Modelos/definitivos/Comercial/Proposta técnica - Preenchida.docx
@@ -16430,59 +16430,6 @@
           <w:szCs w:val="20"/>
         </w:rPr>
       </w:pPr>
-    </w:p>
-    <w:p>
-      <w:pPr>
-        <w:pStyle w:val="PargrafodaLista"/>
-        <w:numPr>
-          <w:ilvl w:val="1"/>
-          <w:numId w:val="2"/>
-        </w:numPr>
-        <w:autoSpaceDE w:val="0"/>
-        <w:autoSpaceDN w:val="0"/>
-        <w:adjustRightInd w:val="0"/>
-        <w:spacing w:after="0" w:line="240" w:lineRule="auto"/>
-        <w:jc w:val="both"/>
-        <w:rPr>
-          <w:rFonts w:ascii="Arial" w:hAnsi="Arial" w:cs="Arial"/>
-          <w:sz w:val="20"/>
-          <w:szCs w:val="20"/>
-        </w:rPr>
-      </w:pPr>
-      <w:r>
-        <w:rPr>
-          <w:rFonts w:ascii="Arial" w:hAnsi="Arial" w:cs="Arial"/>
-          <w:sz w:val="20"/>
-          <w:szCs w:val="20"/>
-        </w:rPr>
-        <w:t xml:space="preserve">Após a conclusão dos serviços de boroscopia será emitido um </w:t>
-      </w:r>
-      <w:r>
-        <w:rPr>
-          <w:rFonts w:ascii="Arial" w:hAnsi="Arial" w:cs="Arial"/>
-          <w:b/>
-          <w:bCs/>
-          <w:sz w:val="20"/>
-          <w:szCs w:val="20"/>
-        </w:rPr>
-        <w:t>RIB</w:t>
-      </w:r>
-      <w:r>
-        <w:rPr>
-          <w:rFonts w:ascii="Arial" w:hAnsi="Arial" w:cs="Arial"/>
-          <w:sz w:val="20"/>
-          <w:szCs w:val="20"/>
-        </w:rPr>
-        <w:t xml:space="preserve"> (relatório de inspeção por boroscopia) com os registros fotográficos, observações e sugestões. Este relatório será encaminhado ao responsável pela fiscalização para aceitação dos serviços</w:t>
-      </w:r>
-      <w:r>
-        <w:rPr>
-          <w:rFonts w:ascii="Arial" w:hAnsi="Arial" w:cs="Arial"/>
-          <w:sz w:val="20"/>
-          <w:szCs w:val="20"/>
-        </w:rPr>
-        <w:t>;</w:t>
-      </w:r>
     </w:p>
     <w:p>
       <w:pPr>
